--- a/ai_14/mykhailo_koval/epic_2/epic_2_report_mykhailo_koval.docx
+++ b/ai_14/mykhailo_koval/epic_2/epic_2_report_mykhailo_koval.docx
@@ -90,12 +90,12 @@
             <wp:extent cx="2727722" cy="2571750"/>
             <wp:effectExtent b="0" l="0" r="0" t="0"/>
             <wp:wrapNone/>
-            <wp:docPr descr="A blue and white logo&#10;&#10;Description automatically generated" id="14" name="image2.jpg"/>
+            <wp:docPr descr="A blue and white logo&#10;&#10;Description automatically generated" id="24" name="image13.jpg"/>
             <a:graphic>
               <a:graphicData uri="http://schemas.openxmlformats.org/drawingml/2006/picture">
                 <pic:pic>
                   <pic:nvPicPr>
-                    <pic:cNvPr descr="A blue and white logo&#10;&#10;Description automatically generated" id="0" name="image2.jpg"/>
+                    <pic:cNvPr descr="A blue and white logo&#10;&#10;Description automatically generated" id="0" name="image13.jpg"/>
                     <pic:cNvPicPr preferRelativeResize="0"/>
                   </pic:nvPicPr>
                   <pic:blipFill>
@@ -3429,12 +3429,12 @@
           <wp:inline distB="114300" distT="114300" distL="114300" distR="114300">
             <wp:extent cx="3114675" cy="990600"/>
             <wp:effectExtent b="0" l="0" r="0" t="0"/>
-            <wp:docPr id="6" name="image11.png"/>
+            <wp:docPr id="15" name="image16.png"/>
             <a:graphic>
               <a:graphicData uri="http://schemas.openxmlformats.org/drawingml/2006/picture">
                 <pic:pic>
                   <pic:nvPicPr>
-                    <pic:cNvPr id="0" name="image11.png"/>
+                    <pic:cNvPr id="0" name="image16.png"/>
                     <pic:cNvPicPr preferRelativeResize="0"/>
                   </pic:nvPicPr>
                   <pic:blipFill>
@@ -3705,12 +3705,12 @@
           <wp:inline distB="114300" distT="114300" distL="114300" distR="114300">
             <wp:extent cx="2605405" cy="990600"/>
             <wp:effectExtent b="0" l="0" r="0" t="0"/>
-            <wp:docPr id="18" name="image21.png"/>
+            <wp:docPr id="31" name="image22.png"/>
             <a:graphic>
               <a:graphicData uri="http://schemas.openxmlformats.org/drawingml/2006/picture">
                 <pic:pic>
                   <pic:nvPicPr>
-                    <pic:cNvPr id="0" name="image21.png"/>
+                    <pic:cNvPr id="0" name="image22.png"/>
                     <pic:cNvPicPr preferRelativeResize="0"/>
                   </pic:nvPicPr>
                   <pic:blipFill>
@@ -5090,12 +5090,12 @@
           <wp:inline distB="114300" distT="114300" distL="114300" distR="114300">
             <wp:extent cx="5743893" cy="1616866"/>
             <wp:effectExtent b="0" l="0" r="0" t="0"/>
-            <wp:docPr id="3" name="image17.png"/>
+            <wp:docPr id="5" name="image24.png"/>
             <a:graphic>
               <a:graphicData uri="http://schemas.openxmlformats.org/drawingml/2006/picture">
                 <pic:pic>
                   <pic:nvPicPr>
-                    <pic:cNvPr id="0" name="image17.png"/>
+                    <pic:cNvPr id="0" name="image24.png"/>
                     <pic:cNvPicPr preferRelativeResize="0"/>
                   </pic:nvPicPr>
                   <pic:blipFill>
@@ -5282,12 +5282,12 @@
           <wp:inline distB="114300" distT="114300" distL="114300" distR="114300">
             <wp:extent cx="6120455" cy="1727200"/>
             <wp:effectExtent b="0" l="0" r="0" t="0"/>
-            <wp:docPr id="15" name="image15.png"/>
+            <wp:docPr id="25" name="image29.png"/>
             <a:graphic>
               <a:graphicData uri="http://schemas.openxmlformats.org/drawingml/2006/picture">
                 <pic:pic>
                   <pic:nvPicPr>
-                    <pic:cNvPr id="0" name="image15.png"/>
+                    <pic:cNvPr id="0" name="image29.png"/>
                     <pic:cNvPicPr preferRelativeResize="0"/>
                   </pic:nvPicPr>
                   <pic:blipFill>
@@ -5399,12 +5399,12 @@
           <wp:inline distB="114300" distT="114300" distL="114300" distR="114300">
             <wp:extent cx="6136438" cy="1727364"/>
             <wp:effectExtent b="0" l="0" r="0" t="0"/>
-            <wp:docPr id="10" name="image19.png"/>
+            <wp:docPr id="21" name="image31.png"/>
             <a:graphic>
               <a:graphicData uri="http://schemas.openxmlformats.org/drawingml/2006/picture">
                 <pic:pic>
                   <pic:nvPicPr>
-                    <pic:cNvPr id="0" name="image19.png"/>
+                    <pic:cNvPr id="0" name="image31.png"/>
                     <pic:cNvPicPr preferRelativeResize="0"/>
                   </pic:nvPicPr>
                   <pic:blipFill>
@@ -5746,13 +5746,11 @@
     </w:p>
     <w:p>
       <w:pPr>
+        <w:rPr/>
+      </w:pPr>
+      <w:r>
         <w:rPr>
           <w:color w:val="000000"/>
-        </w:rPr>
-      </w:pPr>
-      <w:r>
-        <w:rPr>
-          <w:color w:val="000000"/>
           <w:rtl w:val="0"/>
         </w:rPr>
         <w:t xml:space="preserve">Блок-схема</w:t>
@@ -5762,6 +5760,47 @@
           <w:rtl w:val="0"/>
         </w:rPr>
         <w:t xml:space="preserve">:</w:t>
+      </w:r>
+    </w:p>
+    <w:p>
+      <w:pPr>
+        <w:jc w:val="center"/>
+        <w:rPr/>
+      </w:pPr>
+      <w:r>
+        <w:rPr/>
+        <w:drawing>
+          <wp:inline distB="114300" distT="114300" distL="114300" distR="114300">
+            <wp:extent cx="2657475" cy="9652000"/>
+            <wp:effectExtent b="0" l="0" r="0" t="0"/>
+            <wp:docPr id="14" name="image1.png"/>
+            <a:graphic>
+              <a:graphicData uri="http://schemas.openxmlformats.org/drawingml/2006/picture">
+                <pic:pic>
+                  <pic:nvPicPr>
+                    <pic:cNvPr id="0" name="image1.png"/>
+                    <pic:cNvPicPr preferRelativeResize="0"/>
+                  </pic:nvPicPr>
+                  <pic:blipFill>
+                    <a:blip r:embed="rId14"/>
+                    <a:srcRect b="50509" l="0" r="0" t="0"/>
+                    <a:stretch>
+                      <a:fillRect/>
+                    </a:stretch>
+                  </pic:blipFill>
+                  <pic:spPr>
+                    <a:xfrm>
+                      <a:off x="0" y="0"/>
+                      <a:ext cx="2657475" cy="9652000"/>
+                    </a:xfrm>
+                    <a:prstGeom prst="rect"/>
+                    <a:ln/>
+                  </pic:spPr>
+                </pic:pic>
+              </a:graphicData>
+            </a:graphic>
+          </wp:inline>
+        </w:drawing>
       </w:r>
       <w:r>
         <w:rPr>
@@ -5804,86 +5843,14 @@
         </w:rPr>
         <w:drawing>
           <wp:inline distB="114300" distT="114300" distL="114300" distR="114300">
-            <wp:extent cx="2686050" cy="9639300"/>
+            <wp:extent cx="2686050" cy="9734550"/>
             <wp:effectExtent b="0" l="0" r="0" t="0"/>
-            <wp:docPr id="20" name="image13.png"/>
+            <wp:docPr id="8" name="image15.png"/>
             <a:graphic>
               <a:graphicData uri="http://schemas.openxmlformats.org/drawingml/2006/picture">
                 <pic:pic>
                   <pic:nvPicPr>
-                    <pic:cNvPr id="0" name="image13.png"/>
-                    <pic:cNvPicPr preferRelativeResize="0"/>
-                  </pic:nvPicPr>
-                  <pic:blipFill>
-                    <a:blip r:embed="rId14"/>
-                    <a:srcRect b="0" l="0" r="0" t="0"/>
-                    <a:stretch>
-                      <a:fillRect/>
-                    </a:stretch>
-                  </pic:blipFill>
-                  <pic:spPr>
-                    <a:xfrm>
-                      <a:off x="0" y="0"/>
-                      <a:ext cx="2686050" cy="9639300"/>
-                    </a:xfrm>
-                    <a:prstGeom prst="rect"/>
-                    <a:ln/>
-                  </pic:spPr>
-                </pic:pic>
-              </a:graphicData>
-            </a:graphic>
-          </wp:inline>
-        </w:drawing>
-      </w:r>
-      <w:r>
-        <w:rPr>
-          <w:rtl w:val="0"/>
-        </w:rPr>
-      </w:r>
-    </w:p>
-    <w:p>
-      <w:pPr>
-        <w:keepNext w:val="1"/>
-        <w:keepLines w:val="0"/>
-        <w:pageBreakBefore w:val="0"/>
-        <w:widowControl w:val="1"/>
-        <w:pBdr>
-          <w:top w:space="0" w:sz="0" w:val="nil"/>
-          <w:left w:space="0" w:sz="0" w:val="nil"/>
-          <w:bottom w:space="0" w:sz="0" w:val="nil"/>
-          <w:right w:space="0" w:sz="0" w:val="nil"/>
-          <w:between w:space="0" w:sz="0" w:val="nil"/>
-        </w:pBdr>
-        <w:shd w:fill="auto" w:val="clear"/>
-        <w:spacing w:after="200" w:before="0" w:line="240" w:lineRule="auto"/>
-        <w:ind w:left="0" w:right="0" w:firstLine="0"/>
-        <w:jc w:val="center"/>
-        <w:rPr>
-          <w:i w:val="1"/>
-          <w:iCs w:val="1"/>
-          <w:color w:val="0e2841"/>
-          <w:sz w:val="16"/>
-          <w:szCs w:val="16"/>
-        </w:rPr>
-      </w:pPr>
-      <w:r>
-        <w:rPr>
-          <w:i w:val="1"/>
-          <w:iCs w:val="1"/>
-          <w:color w:val="0e2841"/>
-          <w:sz w:val="16"/>
-          <w:szCs w:val="16"/>
-        </w:rPr>
-        <w:drawing>
-          <wp:inline distB="114300" distT="114300" distL="114300" distR="114300">
-            <wp:extent cx="2686050" cy="9734550"/>
-            <wp:effectExtent b="0" l="0" r="0" t="0"/>
-            <wp:docPr id="21" name="image14.png"/>
-            <a:graphic>
-              <a:graphicData uri="http://schemas.openxmlformats.org/drawingml/2006/picture">
-                <pic:pic>
-                  <pic:nvPicPr>
-                    <pic:cNvPr id="0" name="image14.png"/>
+                    <pic:cNvPr id="0" name="image15.png"/>
                     <pic:cNvPicPr preferRelativeResize="0"/>
                   </pic:nvPicPr>
                   <pic:blipFill>
@@ -5915,6 +5882,37 @@
     </w:p>
     <w:p>
       <w:pPr>
+        <w:keepNext w:val="1"/>
+        <w:keepLines w:val="0"/>
+        <w:pageBreakBefore w:val="0"/>
+        <w:widowControl w:val="1"/>
+        <w:pBdr>
+          <w:top w:space="0" w:sz="0" w:val="nil"/>
+          <w:left w:space="0" w:sz="0" w:val="nil"/>
+          <w:bottom w:space="0" w:sz="0" w:val="nil"/>
+          <w:right w:space="0" w:sz="0" w:val="nil"/>
+          <w:between w:space="0" w:sz="0" w:val="nil"/>
+        </w:pBdr>
+        <w:shd w:fill="auto" w:val="clear"/>
+        <w:spacing w:after="200" w:before="0" w:line="240" w:lineRule="auto"/>
+        <w:ind w:left="0" w:right="0" w:firstLine="0"/>
+        <w:jc w:val="center"/>
+        <w:rPr>
+          <w:i w:val="1"/>
+          <w:iCs w:val="1"/>
+          <w:color w:val="0e2841"/>
+          <w:sz w:val="16"/>
+          <w:szCs w:val="16"/>
+        </w:rPr>
+      </w:pPr>
+      <w:r>
+        <w:rPr>
+          <w:rtl w:val="0"/>
+        </w:rPr>
+      </w:r>
+    </w:p>
+    <w:p>
+      <w:pPr>
         <w:keepNext w:val="0"/>
         <w:keepLines w:val="0"/>
         <w:pageBreakBefore w:val="0"/>
@@ -6166,14 +6164,14 @@
         </w:rPr>
         <w:drawing>
           <wp:inline distB="114300" distT="114300" distL="114300" distR="114300">
-            <wp:extent cx="3203372" cy="9742488"/>
+            <wp:extent cx="3235439" cy="9837738"/>
             <wp:effectExtent b="0" l="0" r="0" t="0"/>
-            <wp:docPr id="12" name="image16.png"/>
+            <wp:docPr id="34" name="image34.png"/>
             <a:graphic>
               <a:graphicData uri="http://schemas.openxmlformats.org/drawingml/2006/picture">
                 <pic:pic>
                   <pic:nvPicPr>
-                    <pic:cNvPr id="0" name="image16.png"/>
+                    <pic:cNvPr id="0" name="image34.png"/>
                     <pic:cNvPicPr preferRelativeResize="0"/>
                   </pic:nvPicPr>
                   <pic:blipFill>
@@ -6186,7 +6184,7 @@
                   <pic:spPr>
                     <a:xfrm>
                       <a:off x="0" y="0"/>
-                      <a:ext cx="3203372" cy="9742488"/>
+                      <a:ext cx="3235439" cy="9837738"/>
                     </a:xfrm>
                     <a:prstGeom prst="rect"/>
                     <a:ln/>
@@ -6229,14 +6227,14 @@
         </w:rPr>
         <w:drawing>
           <wp:inline distB="114300" distT="114300" distL="114300" distR="114300">
-            <wp:extent cx="5047264" cy="8697912"/>
+            <wp:extent cx="5586670" cy="9637713"/>
             <wp:effectExtent b="0" l="0" r="0" t="0"/>
-            <wp:docPr id="13" name="image18.png"/>
+            <wp:docPr id="32" name="image32.png"/>
             <a:graphic>
               <a:graphicData uri="http://schemas.openxmlformats.org/drawingml/2006/picture">
                 <pic:pic>
                   <pic:nvPicPr>
-                    <pic:cNvPr id="0" name="image18.png"/>
+                    <pic:cNvPr id="0" name="image32.png"/>
                     <pic:cNvPicPr preferRelativeResize="0"/>
                   </pic:nvPicPr>
                   <pic:blipFill>
@@ -6249,7 +6247,7 @@
                   <pic:spPr>
                     <a:xfrm>
                       <a:off x="0" y="0"/>
-                      <a:ext cx="5047264" cy="8697912"/>
+                      <a:ext cx="5586670" cy="9637713"/>
                     </a:xfrm>
                     <a:prstGeom prst="rect"/>
                     <a:ln/>
@@ -6260,6 +6258,32 @@
           </wp:inline>
         </w:drawing>
       </w:r>
+      <w:r>
+        <w:rPr>
+          <w:rtl w:val="0"/>
+        </w:rPr>
+      </w:r>
+    </w:p>
+    <w:p>
+      <w:pPr>
+        <w:keepNext w:val="0"/>
+        <w:keepLines w:val="0"/>
+        <w:pageBreakBefore w:val="0"/>
+        <w:widowControl w:val="1"/>
+        <w:pBdr>
+          <w:top w:space="0" w:sz="0" w:val="nil"/>
+          <w:left w:space="0" w:sz="0" w:val="nil"/>
+          <w:bottom w:space="0" w:sz="0" w:val="nil"/>
+          <w:right w:space="0" w:sz="0" w:val="nil"/>
+          <w:between w:space="0" w:sz="0" w:val="nil"/>
+        </w:pBdr>
+        <w:shd w:fill="auto" w:val="clear"/>
+        <w:spacing w:after="0" w:before="0" w:line="278.00000000000006" w:lineRule="auto"/>
+        <w:ind w:left="720" w:right="0" w:firstLine="0"/>
+        <w:rPr>
+          <w:rFonts w:ascii="Aptos" w:cs="Aptos" w:eastAsia="Aptos" w:hAnsi="Aptos"/>
+        </w:rPr>
+      </w:pPr>
       <w:r>
         <w:rPr>
           <w:rtl w:val="0"/>
@@ -6304,14 +6328,14 @@
         </w:rPr>
         <w:drawing>
           <wp:inline distB="114300" distT="114300" distL="114300" distR="114300">
-            <wp:extent cx="5749468" cy="6983412"/>
+            <wp:extent cx="5660526" cy="6910595"/>
             <wp:effectExtent b="0" l="0" r="0" t="0"/>
-            <wp:docPr id="19" name="image22.png"/>
+            <wp:docPr id="29" name="image38.png"/>
             <a:graphic>
               <a:graphicData uri="http://schemas.openxmlformats.org/drawingml/2006/picture">
                 <pic:pic>
                   <pic:nvPicPr>
-                    <pic:cNvPr id="0" name="image22.png"/>
+                    <pic:cNvPr id="0" name="image38.png"/>
                     <pic:cNvPicPr preferRelativeResize="0"/>
                   </pic:nvPicPr>
                   <pic:blipFill>
@@ -6324,7 +6348,7 @@
                   <pic:spPr>
                     <a:xfrm>
                       <a:off x="0" y="0"/>
-                      <a:ext cx="5749468" cy="6983412"/>
+                      <a:ext cx="5660526" cy="6910595"/>
                     </a:xfrm>
                     <a:prstGeom prst="rect"/>
                     <a:ln/>
@@ -6583,12 +6607,12 @@
           <wp:inline distB="114300" distT="114300" distL="114300" distR="114300">
             <wp:extent cx="6120455" cy="3911600"/>
             <wp:effectExtent b="0" l="0" r="0" t="0"/>
-            <wp:docPr id="4" name="image20.png"/>
+            <wp:docPr id="6" name="image33.png"/>
             <a:graphic>
               <a:graphicData uri="http://schemas.openxmlformats.org/drawingml/2006/picture">
                 <pic:pic>
                   <pic:nvPicPr>
-                    <pic:cNvPr id="0" name="image20.png"/>
+                    <pic:cNvPr id="0" name="image33.png"/>
                     <pic:cNvPicPr preferRelativeResize="0"/>
                   </pic:nvPicPr>
                   <pic:blipFill>
@@ -17877,12 +17901,12 @@
           <wp:inline distB="114300" distT="114300" distL="114300" distR="114300">
             <wp:extent cx="6120455" cy="8128000"/>
             <wp:effectExtent b="0" l="0" r="0" t="0"/>
-            <wp:docPr id="22" name="image7.png"/>
+            <wp:docPr id="37" name="image35.png"/>
             <a:graphic>
               <a:graphicData uri="http://schemas.openxmlformats.org/drawingml/2006/picture">
                 <pic:pic>
                   <pic:nvPicPr>
-                    <pic:cNvPr id="0" name="image7.png"/>
+                    <pic:cNvPr id="0" name="image35.png"/>
                     <pic:cNvPicPr preferRelativeResize="0"/>
                   </pic:nvPicPr>
                   <pic:blipFill>
@@ -30993,12 +31017,12 @@
           <wp:inline distB="114300" distT="114300" distL="114300" distR="114300">
             <wp:extent cx="2619375" cy="1028700"/>
             <wp:effectExtent b="0" l="0" r="0" t="0"/>
-            <wp:docPr id="8" name="image10.png"/>
+            <wp:docPr id="19" name="image12.png"/>
             <a:graphic>
               <a:graphicData uri="http://schemas.openxmlformats.org/drawingml/2006/picture">
                 <pic:pic>
                   <pic:nvPicPr>
-                    <pic:cNvPr id="0" name="image10.png"/>
+                    <pic:cNvPr id="0" name="image12.png"/>
                     <pic:cNvPicPr preferRelativeResize="0"/>
                   </pic:nvPicPr>
                   <pic:blipFill>
@@ -32024,12 +32048,12 @@
           <wp:inline distB="114300" distT="114300" distL="114300" distR="114300">
             <wp:extent cx="2828925" cy="1714500"/>
             <wp:effectExtent b="0" l="0" r="0" t="0"/>
-            <wp:docPr id="11" name="image1.png"/>
+            <wp:docPr id="22" name="image20.png"/>
             <a:graphic>
               <a:graphicData uri="http://schemas.openxmlformats.org/drawingml/2006/picture">
                 <pic:pic>
                   <pic:nvPicPr>
-                    <pic:cNvPr id="0" name="image1.png"/>
+                    <pic:cNvPr id="0" name="image20.png"/>
                     <pic:cNvPicPr preferRelativeResize="0"/>
                   </pic:nvPicPr>
                   <pic:blipFill>
@@ -32071,12 +32095,12 @@
           <wp:inline distB="114300" distT="114300" distL="114300" distR="114300">
             <wp:extent cx="2828925" cy="1714500"/>
             <wp:effectExtent b="0" l="0" r="0" t="0"/>
-            <wp:docPr id="1" name="image6.png"/>
+            <wp:docPr id="1" name="image37.png"/>
             <a:graphic>
               <a:graphicData uri="http://schemas.openxmlformats.org/drawingml/2006/picture">
                 <pic:pic>
                   <pic:nvPicPr>
-                    <pic:cNvPr id="0" name="image6.png"/>
+                    <pic:cNvPr id="0" name="image37.png"/>
                     <pic:cNvPicPr preferRelativeResize="0"/>
                   </pic:nvPicPr>
                   <pic:blipFill>
@@ -32118,12 +32142,12 @@
           <wp:inline distB="114300" distT="114300" distL="114300" distR="114300">
             <wp:extent cx="2828925" cy="1714500"/>
             <wp:effectExtent b="0" l="0" r="0" t="0"/>
-            <wp:docPr id="7" name="image12.png"/>
+            <wp:docPr id="18" name="image6.png"/>
             <a:graphic>
               <a:graphicData uri="http://schemas.openxmlformats.org/drawingml/2006/picture">
                 <pic:pic>
                   <pic:nvPicPr>
-                    <pic:cNvPr id="0" name="image12.png"/>
+                    <pic:cNvPr id="0" name="image6.png"/>
                     <pic:cNvPicPr preferRelativeResize="0"/>
                   </pic:nvPicPr>
                   <pic:blipFill>
@@ -32329,12 +32353,12 @@
           <wp:inline distB="114300" distT="114300" distL="114300" distR="114300">
             <wp:extent cx="6120455" cy="431800"/>
             <wp:effectExtent b="0" l="0" r="0" t="0"/>
-            <wp:docPr id="16" name="image9.png"/>
+            <wp:docPr id="26" name="image19.png"/>
             <a:graphic>
               <a:graphicData uri="http://schemas.openxmlformats.org/drawingml/2006/picture">
                 <pic:pic>
                   <pic:nvPicPr>
-                    <pic:cNvPr id="0" name="image9.png"/>
+                    <pic:cNvPr id="0" name="image19.png"/>
                     <pic:cNvPicPr preferRelativeResize="0"/>
                   </pic:nvPicPr>
                   <pic:blipFill>
@@ -34513,7 +34537,7 @@
               <w:rPr>
                 <w:rtl w:val="0"/>
               </w:rPr>
-              <w:t xml:space="preserve">42; y; y; y</w:t>
+              <w:t xml:space="preserve">64; y; y; y</w:t>
             </w:r>
           </w:p>
         </w:tc>
@@ -35092,6 +35116,926 @@
         <w:rPr/>
       </w:pPr>
       <w:r>
+        <w:rPr/>
+        <w:drawing>
+          <wp:inline distB="114300" distT="114300" distL="114300" distR="114300">
+            <wp:extent cx="4495800" cy="1419225"/>
+            <wp:effectExtent b="0" l="0" r="0" t="0"/>
+            <wp:docPr id="9" name="image11.png"/>
+            <a:graphic>
+              <a:graphicData uri="http://schemas.openxmlformats.org/drawingml/2006/picture">
+                <pic:pic>
+                  <pic:nvPicPr>
+                    <pic:cNvPr id="0" name="image11.png"/>
+                    <pic:cNvPicPr preferRelativeResize="0"/>
+                  </pic:nvPicPr>
+                  <pic:blipFill>
+                    <a:blip r:embed="rId33"/>
+                    <a:srcRect b="0" l="0" r="0" t="0"/>
+                    <a:stretch>
+                      <a:fillRect/>
+                    </a:stretch>
+                  </pic:blipFill>
+                  <pic:spPr>
+                    <a:xfrm>
+                      <a:off x="0" y="0"/>
+                      <a:ext cx="4495800" cy="1419225"/>
+                    </a:xfrm>
+                    <a:prstGeom prst="rect"/>
+                    <a:ln/>
+                  </pic:spPr>
+                </pic:pic>
+              </a:graphicData>
+            </a:graphic>
+          </wp:inline>
+        </w:drawing>
+      </w:r>
+      <w:r>
+        <w:rPr>
+          <w:rtl w:val="0"/>
+        </w:rPr>
+      </w:r>
+    </w:p>
+    <w:p>
+      <w:pPr>
+        <w:keepNext w:val="1"/>
+        <w:jc w:val="center"/>
+        <w:rPr/>
+      </w:pPr>
+      <w:r>
+        <w:rPr>
+          <w:rtl w:val="0"/>
+        </w:rPr>
+      </w:r>
+    </w:p>
+    <w:p>
+      <w:pPr>
+        <w:keepNext w:val="1"/>
+        <w:jc w:val="center"/>
+        <w:rPr/>
+      </w:pPr>
+      <w:r>
+        <w:rPr/>
+        <w:drawing>
+          <wp:inline distB="114300" distT="114300" distL="114300" distR="114300">
+            <wp:extent cx="4495800" cy="1419225"/>
+            <wp:effectExtent b="0" l="0" r="0" t="0"/>
+            <wp:docPr id="16" name="image8.png"/>
+            <a:graphic>
+              <a:graphicData uri="http://schemas.openxmlformats.org/drawingml/2006/picture">
+                <pic:pic>
+                  <pic:nvPicPr>
+                    <pic:cNvPr id="0" name="image8.png"/>
+                    <pic:cNvPicPr preferRelativeResize="0"/>
+                  </pic:nvPicPr>
+                  <pic:blipFill>
+                    <a:blip r:embed="rId34"/>
+                    <a:srcRect b="0" l="0" r="0" t="0"/>
+                    <a:stretch>
+                      <a:fillRect/>
+                    </a:stretch>
+                  </pic:blipFill>
+                  <pic:spPr>
+                    <a:xfrm>
+                      <a:off x="0" y="0"/>
+                      <a:ext cx="4495800" cy="1419225"/>
+                    </a:xfrm>
+                    <a:prstGeom prst="rect"/>
+                    <a:ln/>
+                  </pic:spPr>
+                </pic:pic>
+              </a:graphicData>
+            </a:graphic>
+          </wp:inline>
+        </w:drawing>
+      </w:r>
+      <w:r>
+        <w:rPr>
+          <w:rtl w:val="0"/>
+        </w:rPr>
+      </w:r>
+    </w:p>
+    <w:p>
+      <w:pPr>
+        <w:keepNext w:val="1"/>
+        <w:jc w:val="center"/>
+        <w:rPr/>
+      </w:pPr>
+      <w:r>
+        <w:rPr>
+          <w:rtl w:val="0"/>
+        </w:rPr>
+      </w:r>
+    </w:p>
+    <w:p>
+      <w:pPr>
+        <w:keepNext w:val="1"/>
+        <w:jc w:val="center"/>
+        <w:rPr/>
+      </w:pPr>
+      <w:r>
+        <w:rPr/>
+        <w:drawing>
+          <wp:inline distB="114300" distT="114300" distL="114300" distR="114300">
+            <wp:extent cx="4495800" cy="1419225"/>
+            <wp:effectExtent b="0" l="0" r="0" t="0"/>
+            <wp:docPr id="17" name="image2.png"/>
+            <a:graphic>
+              <a:graphicData uri="http://schemas.openxmlformats.org/drawingml/2006/picture">
+                <pic:pic>
+                  <pic:nvPicPr>
+                    <pic:cNvPr id="0" name="image2.png"/>
+                    <pic:cNvPicPr preferRelativeResize="0"/>
+                  </pic:nvPicPr>
+                  <pic:blipFill>
+                    <a:blip r:embed="rId35"/>
+                    <a:srcRect b="0" l="0" r="0" t="0"/>
+                    <a:stretch>
+                      <a:fillRect/>
+                    </a:stretch>
+                  </pic:blipFill>
+                  <pic:spPr>
+                    <a:xfrm>
+                      <a:off x="0" y="0"/>
+                      <a:ext cx="4495800" cy="1419225"/>
+                    </a:xfrm>
+                    <a:prstGeom prst="rect"/>
+                    <a:ln/>
+                  </pic:spPr>
+                </pic:pic>
+              </a:graphicData>
+            </a:graphic>
+          </wp:inline>
+        </w:drawing>
+      </w:r>
+      <w:r>
+        <w:rPr>
+          <w:rtl w:val="0"/>
+        </w:rPr>
+      </w:r>
+    </w:p>
+    <w:p>
+      <w:pPr>
+        <w:keepNext w:val="1"/>
+        <w:jc w:val="center"/>
+        <w:rPr/>
+      </w:pPr>
+      <w:r>
+        <w:rPr>
+          <w:rtl w:val="0"/>
+        </w:rPr>
+      </w:r>
+    </w:p>
+    <w:p>
+      <w:pPr>
+        <w:keepNext w:val="1"/>
+        <w:jc w:val="center"/>
+        <w:rPr/>
+      </w:pPr>
+      <w:r>
+        <w:rPr/>
+        <w:drawing>
+          <wp:inline distB="114300" distT="114300" distL="114300" distR="114300">
+            <wp:extent cx="4495800" cy="1419225"/>
+            <wp:effectExtent b="0" l="0" r="0" t="0"/>
+            <wp:docPr id="13" name="image9.png"/>
+            <a:graphic>
+              <a:graphicData uri="http://schemas.openxmlformats.org/drawingml/2006/picture">
+                <pic:pic>
+                  <pic:nvPicPr>
+                    <pic:cNvPr id="0" name="image9.png"/>
+                    <pic:cNvPicPr preferRelativeResize="0"/>
+                  </pic:nvPicPr>
+                  <pic:blipFill>
+                    <a:blip r:embed="rId36"/>
+                    <a:srcRect b="0" l="0" r="0" t="0"/>
+                    <a:stretch>
+                      <a:fillRect/>
+                    </a:stretch>
+                  </pic:blipFill>
+                  <pic:spPr>
+                    <a:xfrm>
+                      <a:off x="0" y="0"/>
+                      <a:ext cx="4495800" cy="1419225"/>
+                    </a:xfrm>
+                    <a:prstGeom prst="rect"/>
+                    <a:ln/>
+                  </pic:spPr>
+                </pic:pic>
+              </a:graphicData>
+            </a:graphic>
+          </wp:inline>
+        </w:drawing>
+      </w:r>
+      <w:r>
+        <w:rPr>
+          <w:rtl w:val="0"/>
+        </w:rPr>
+      </w:r>
+    </w:p>
+    <w:p>
+      <w:pPr>
+        <w:keepNext w:val="1"/>
+        <w:jc w:val="center"/>
+        <w:rPr/>
+      </w:pPr>
+      <w:r>
+        <w:rPr>
+          <w:rtl w:val="0"/>
+        </w:rPr>
+      </w:r>
+    </w:p>
+    <w:p>
+      <w:pPr>
+        <w:keepNext w:val="1"/>
+        <w:jc w:val="center"/>
+        <w:rPr/>
+      </w:pPr>
+      <w:r>
+        <w:rPr/>
+        <w:drawing>
+          <wp:inline distB="114300" distT="114300" distL="114300" distR="114300">
+            <wp:extent cx="4495800" cy="1419225"/>
+            <wp:effectExtent b="0" l="0" r="0" t="0"/>
+            <wp:docPr id="23" name="image14.png"/>
+            <a:graphic>
+              <a:graphicData uri="http://schemas.openxmlformats.org/drawingml/2006/picture">
+                <pic:pic>
+                  <pic:nvPicPr>
+                    <pic:cNvPr id="0" name="image14.png"/>
+                    <pic:cNvPicPr preferRelativeResize="0"/>
+                  </pic:nvPicPr>
+                  <pic:blipFill>
+                    <a:blip r:embed="rId37"/>
+                    <a:srcRect b="0" l="0" r="0" t="0"/>
+                    <a:stretch>
+                      <a:fillRect/>
+                    </a:stretch>
+                  </pic:blipFill>
+                  <pic:spPr>
+                    <a:xfrm>
+                      <a:off x="0" y="0"/>
+                      <a:ext cx="4495800" cy="1419225"/>
+                    </a:xfrm>
+                    <a:prstGeom prst="rect"/>
+                    <a:ln/>
+                  </pic:spPr>
+                </pic:pic>
+              </a:graphicData>
+            </a:graphic>
+          </wp:inline>
+        </w:drawing>
+      </w:r>
+      <w:r>
+        <w:rPr>
+          <w:rtl w:val="0"/>
+        </w:rPr>
+      </w:r>
+    </w:p>
+    <w:p>
+      <w:pPr>
+        <w:keepNext w:val="1"/>
+        <w:jc w:val="center"/>
+        <w:rPr/>
+      </w:pPr>
+      <w:r>
+        <w:rPr>
+          <w:rtl w:val="0"/>
+        </w:rPr>
+      </w:r>
+    </w:p>
+    <w:p>
+      <w:pPr>
+        <w:keepNext w:val="1"/>
+        <w:jc w:val="center"/>
+        <w:rPr/>
+      </w:pPr>
+      <w:r>
+        <w:rPr/>
+        <w:drawing>
+          <wp:inline distB="114300" distT="114300" distL="114300" distR="114300">
+            <wp:extent cx="4495800" cy="1419225"/>
+            <wp:effectExtent b="0" l="0" r="0" t="0"/>
+            <wp:docPr id="27" name="image17.png"/>
+            <a:graphic>
+              <a:graphicData uri="http://schemas.openxmlformats.org/drawingml/2006/picture">
+                <pic:pic>
+                  <pic:nvPicPr>
+                    <pic:cNvPr id="0" name="image17.png"/>
+                    <pic:cNvPicPr preferRelativeResize="0"/>
+                  </pic:nvPicPr>
+                  <pic:blipFill>
+                    <a:blip r:embed="rId38"/>
+                    <a:srcRect b="0" l="0" r="0" t="0"/>
+                    <a:stretch>
+                      <a:fillRect/>
+                    </a:stretch>
+                  </pic:blipFill>
+                  <pic:spPr>
+                    <a:xfrm>
+                      <a:off x="0" y="0"/>
+                      <a:ext cx="4495800" cy="1419225"/>
+                    </a:xfrm>
+                    <a:prstGeom prst="rect"/>
+                    <a:ln/>
+                  </pic:spPr>
+                </pic:pic>
+              </a:graphicData>
+            </a:graphic>
+          </wp:inline>
+        </w:drawing>
+      </w:r>
+      <w:r>
+        <w:rPr>
+          <w:rtl w:val="0"/>
+        </w:rPr>
+      </w:r>
+    </w:p>
+    <w:p>
+      <w:pPr>
+        <w:keepNext w:val="1"/>
+        <w:jc w:val="center"/>
+        <w:rPr/>
+      </w:pPr>
+      <w:r>
+        <w:rPr>
+          <w:rtl w:val="0"/>
+        </w:rPr>
+      </w:r>
+    </w:p>
+    <w:p>
+      <w:pPr>
+        <w:keepNext w:val="1"/>
+        <w:jc w:val="center"/>
+        <w:rPr/>
+      </w:pPr>
+      <w:r>
+        <w:rPr/>
+        <w:drawing>
+          <wp:inline distB="114300" distT="114300" distL="114300" distR="114300">
+            <wp:extent cx="4495800" cy="1419225"/>
+            <wp:effectExtent b="0" l="0" r="0" t="0"/>
+            <wp:docPr id="38" name="image27.png"/>
+            <a:graphic>
+              <a:graphicData uri="http://schemas.openxmlformats.org/drawingml/2006/picture">
+                <pic:pic>
+                  <pic:nvPicPr>
+                    <pic:cNvPr id="0" name="image27.png"/>
+                    <pic:cNvPicPr preferRelativeResize="0"/>
+                  </pic:nvPicPr>
+                  <pic:blipFill>
+                    <a:blip r:embed="rId39"/>
+                    <a:srcRect b="0" l="0" r="0" t="0"/>
+                    <a:stretch>
+                      <a:fillRect/>
+                    </a:stretch>
+                  </pic:blipFill>
+                  <pic:spPr>
+                    <a:xfrm>
+                      <a:off x="0" y="0"/>
+                      <a:ext cx="4495800" cy="1419225"/>
+                    </a:xfrm>
+                    <a:prstGeom prst="rect"/>
+                    <a:ln/>
+                  </pic:spPr>
+                </pic:pic>
+              </a:graphicData>
+            </a:graphic>
+          </wp:inline>
+        </w:drawing>
+      </w:r>
+      <w:r>
+        <w:rPr>
+          <w:rtl w:val="0"/>
+        </w:rPr>
+      </w:r>
+    </w:p>
+    <w:p>
+      <w:pPr>
+        <w:keepNext w:val="1"/>
+        <w:jc w:val="center"/>
+        <w:rPr/>
+      </w:pPr>
+      <w:r>
+        <w:rPr>
+          <w:rtl w:val="0"/>
+        </w:rPr>
+      </w:r>
+    </w:p>
+    <w:p>
+      <w:pPr>
+        <w:keepNext w:val="1"/>
+        <w:jc w:val="center"/>
+        <w:rPr/>
+      </w:pPr>
+      <w:r>
+        <w:rPr/>
+        <w:drawing>
+          <wp:inline distB="114300" distT="114300" distL="114300" distR="114300">
+            <wp:extent cx="4495800" cy="1419225"/>
+            <wp:effectExtent b="0" l="0" r="0" t="0"/>
+            <wp:docPr id="12" name="image7.png"/>
+            <a:graphic>
+              <a:graphicData uri="http://schemas.openxmlformats.org/drawingml/2006/picture">
+                <pic:pic>
+                  <pic:nvPicPr>
+                    <pic:cNvPr id="0" name="image7.png"/>
+                    <pic:cNvPicPr preferRelativeResize="0"/>
+                  </pic:nvPicPr>
+                  <pic:blipFill>
+                    <a:blip r:embed="rId40"/>
+                    <a:srcRect b="0" l="0" r="0" t="0"/>
+                    <a:stretch>
+                      <a:fillRect/>
+                    </a:stretch>
+                  </pic:blipFill>
+                  <pic:spPr>
+                    <a:xfrm>
+                      <a:off x="0" y="0"/>
+                      <a:ext cx="4495800" cy="1419225"/>
+                    </a:xfrm>
+                    <a:prstGeom prst="rect"/>
+                    <a:ln/>
+                  </pic:spPr>
+                </pic:pic>
+              </a:graphicData>
+            </a:graphic>
+          </wp:inline>
+        </w:drawing>
+      </w:r>
+      <w:r>
+        <w:rPr>
+          <w:rtl w:val="0"/>
+        </w:rPr>
+      </w:r>
+    </w:p>
+    <w:p>
+      <w:pPr>
+        <w:keepNext w:val="1"/>
+        <w:jc w:val="center"/>
+        <w:rPr/>
+      </w:pPr>
+      <w:r>
+        <w:rPr>
+          <w:rtl w:val="0"/>
+        </w:rPr>
+      </w:r>
+    </w:p>
+    <w:p>
+      <w:pPr>
+        <w:keepNext w:val="1"/>
+        <w:jc w:val="center"/>
+        <w:rPr/>
+      </w:pPr>
+      <w:r>
+        <w:rPr/>
+        <w:drawing>
+          <wp:inline distB="114300" distT="114300" distL="114300" distR="114300">
+            <wp:extent cx="4495800" cy="1419225"/>
+            <wp:effectExtent b="0" l="0" r="0" t="0"/>
+            <wp:docPr id="35" name="image25.png"/>
+            <a:graphic>
+              <a:graphicData uri="http://schemas.openxmlformats.org/drawingml/2006/picture">
+                <pic:pic>
+                  <pic:nvPicPr>
+                    <pic:cNvPr id="0" name="image25.png"/>
+                    <pic:cNvPicPr preferRelativeResize="0"/>
+                  </pic:nvPicPr>
+                  <pic:blipFill>
+                    <a:blip r:embed="rId41"/>
+                    <a:srcRect b="0" l="0" r="0" t="0"/>
+                    <a:stretch>
+                      <a:fillRect/>
+                    </a:stretch>
+                  </pic:blipFill>
+                  <pic:spPr>
+                    <a:xfrm>
+                      <a:off x="0" y="0"/>
+                      <a:ext cx="4495800" cy="1419225"/>
+                    </a:xfrm>
+                    <a:prstGeom prst="rect"/>
+                    <a:ln/>
+                  </pic:spPr>
+                </pic:pic>
+              </a:graphicData>
+            </a:graphic>
+          </wp:inline>
+        </w:drawing>
+      </w:r>
+      <w:r>
+        <w:rPr>
+          <w:rtl w:val="0"/>
+        </w:rPr>
+      </w:r>
+    </w:p>
+    <w:p>
+      <w:pPr>
+        <w:keepNext w:val="1"/>
+        <w:jc w:val="center"/>
+        <w:rPr/>
+      </w:pPr>
+      <w:r>
+        <w:rPr>
+          <w:rtl w:val="0"/>
+        </w:rPr>
+      </w:r>
+    </w:p>
+    <w:p>
+      <w:pPr>
+        <w:keepNext w:val="1"/>
+        <w:jc w:val="center"/>
+        <w:rPr/>
+      </w:pPr>
+      <w:r>
+        <w:rPr/>
+        <w:drawing>
+          <wp:inline distB="114300" distT="114300" distL="114300" distR="114300">
+            <wp:extent cx="4495800" cy="1419225"/>
+            <wp:effectExtent b="0" l="0" r="0" t="0"/>
+            <wp:docPr id="3" name="image36.png"/>
+            <a:graphic>
+              <a:graphicData uri="http://schemas.openxmlformats.org/drawingml/2006/picture">
+                <pic:pic>
+                  <pic:nvPicPr>
+                    <pic:cNvPr id="0" name="image36.png"/>
+                    <pic:cNvPicPr preferRelativeResize="0"/>
+                  </pic:nvPicPr>
+                  <pic:blipFill>
+                    <a:blip r:embed="rId42"/>
+                    <a:srcRect b="0" l="0" r="0" t="0"/>
+                    <a:stretch>
+                      <a:fillRect/>
+                    </a:stretch>
+                  </pic:blipFill>
+                  <pic:spPr>
+                    <a:xfrm>
+                      <a:off x="0" y="0"/>
+                      <a:ext cx="4495800" cy="1419225"/>
+                    </a:xfrm>
+                    <a:prstGeom prst="rect"/>
+                    <a:ln/>
+                  </pic:spPr>
+                </pic:pic>
+              </a:graphicData>
+            </a:graphic>
+          </wp:inline>
+        </w:drawing>
+      </w:r>
+      <w:r>
+        <w:rPr>
+          <w:rtl w:val="0"/>
+        </w:rPr>
+      </w:r>
+    </w:p>
+    <w:p>
+      <w:pPr>
+        <w:keepNext w:val="1"/>
+        <w:jc w:val="center"/>
+        <w:rPr/>
+      </w:pPr>
+      <w:r>
+        <w:rPr>
+          <w:rtl w:val="0"/>
+        </w:rPr>
+      </w:r>
+    </w:p>
+    <w:p>
+      <w:pPr>
+        <w:keepNext w:val="1"/>
+        <w:jc w:val="center"/>
+        <w:rPr/>
+      </w:pPr>
+      <w:r>
+        <w:rPr/>
+        <w:drawing>
+          <wp:inline distB="114300" distT="114300" distL="114300" distR="114300">
+            <wp:extent cx="4495800" cy="1419225"/>
+            <wp:effectExtent b="0" l="0" r="0" t="0"/>
+            <wp:docPr id="11" name="image3.png"/>
+            <a:graphic>
+              <a:graphicData uri="http://schemas.openxmlformats.org/drawingml/2006/picture">
+                <pic:pic>
+                  <pic:nvPicPr>
+                    <pic:cNvPr id="0" name="image3.png"/>
+                    <pic:cNvPicPr preferRelativeResize="0"/>
+                  </pic:nvPicPr>
+                  <pic:blipFill>
+                    <a:blip r:embed="rId43"/>
+                    <a:srcRect b="0" l="0" r="0" t="0"/>
+                    <a:stretch>
+                      <a:fillRect/>
+                    </a:stretch>
+                  </pic:blipFill>
+                  <pic:spPr>
+                    <a:xfrm>
+                      <a:off x="0" y="0"/>
+                      <a:ext cx="4495800" cy="1419225"/>
+                    </a:xfrm>
+                    <a:prstGeom prst="rect"/>
+                    <a:ln/>
+                  </pic:spPr>
+                </pic:pic>
+              </a:graphicData>
+            </a:graphic>
+          </wp:inline>
+        </w:drawing>
+      </w:r>
+      <w:r>
+        <w:rPr>
+          <w:rtl w:val="0"/>
+        </w:rPr>
+      </w:r>
+    </w:p>
+    <w:p>
+      <w:pPr>
+        <w:keepNext w:val="1"/>
+        <w:jc w:val="center"/>
+        <w:rPr/>
+      </w:pPr>
+      <w:r>
+        <w:rPr>
+          <w:rtl w:val="0"/>
+        </w:rPr>
+      </w:r>
+    </w:p>
+    <w:p>
+      <w:pPr>
+        <w:keepNext w:val="1"/>
+        <w:jc w:val="center"/>
+        <w:rPr/>
+      </w:pPr>
+      <w:r>
+        <w:rPr/>
+        <w:drawing>
+          <wp:inline distB="114300" distT="114300" distL="114300" distR="114300">
+            <wp:extent cx="4495800" cy="1419225"/>
+            <wp:effectExtent b="0" l="0" r="0" t="0"/>
+            <wp:docPr id="4" name="image4.png"/>
+            <a:graphic>
+              <a:graphicData uri="http://schemas.openxmlformats.org/drawingml/2006/picture">
+                <pic:pic>
+                  <pic:nvPicPr>
+                    <pic:cNvPr id="0" name="image4.png"/>
+                    <pic:cNvPicPr preferRelativeResize="0"/>
+                  </pic:nvPicPr>
+                  <pic:blipFill>
+                    <a:blip r:embed="rId44"/>
+                    <a:srcRect b="0" l="0" r="0" t="0"/>
+                    <a:stretch>
+                      <a:fillRect/>
+                    </a:stretch>
+                  </pic:blipFill>
+                  <pic:spPr>
+                    <a:xfrm>
+                      <a:off x="0" y="0"/>
+                      <a:ext cx="4495800" cy="1419225"/>
+                    </a:xfrm>
+                    <a:prstGeom prst="rect"/>
+                    <a:ln/>
+                  </pic:spPr>
+                </pic:pic>
+              </a:graphicData>
+            </a:graphic>
+          </wp:inline>
+        </w:drawing>
+      </w:r>
+      <w:r>
+        <w:rPr>
+          <w:rtl w:val="0"/>
+        </w:rPr>
+      </w:r>
+    </w:p>
+    <w:p>
+      <w:pPr>
+        <w:keepNext w:val="1"/>
+        <w:jc w:val="center"/>
+        <w:rPr/>
+      </w:pPr>
+      <w:r>
+        <w:rPr>
+          <w:rtl w:val="0"/>
+        </w:rPr>
+      </w:r>
+    </w:p>
+    <w:p>
+      <w:pPr>
+        <w:keepNext w:val="1"/>
+        <w:jc w:val="center"/>
+        <w:rPr/>
+      </w:pPr>
+      <w:r>
+        <w:rPr/>
+        <w:drawing>
+          <wp:inline distB="114300" distT="114300" distL="114300" distR="114300">
+            <wp:extent cx="4495800" cy="1419225"/>
+            <wp:effectExtent b="0" l="0" r="0" t="0"/>
+            <wp:docPr id="36" name="image23.png"/>
+            <a:graphic>
+              <a:graphicData uri="http://schemas.openxmlformats.org/drawingml/2006/picture">
+                <pic:pic>
+                  <pic:nvPicPr>
+                    <pic:cNvPr id="0" name="image23.png"/>
+                    <pic:cNvPicPr preferRelativeResize="0"/>
+                  </pic:nvPicPr>
+                  <pic:blipFill>
+                    <a:blip r:embed="rId45"/>
+                    <a:srcRect b="0" l="0" r="0" t="0"/>
+                    <a:stretch>
+                      <a:fillRect/>
+                    </a:stretch>
+                  </pic:blipFill>
+                  <pic:spPr>
+                    <a:xfrm>
+                      <a:off x="0" y="0"/>
+                      <a:ext cx="4495800" cy="1419225"/>
+                    </a:xfrm>
+                    <a:prstGeom prst="rect"/>
+                    <a:ln/>
+                  </pic:spPr>
+                </pic:pic>
+              </a:graphicData>
+            </a:graphic>
+          </wp:inline>
+        </w:drawing>
+      </w:r>
+      <w:r>
+        <w:rPr>
+          <w:rtl w:val="0"/>
+        </w:rPr>
+      </w:r>
+    </w:p>
+    <w:p>
+      <w:pPr>
+        <w:keepNext w:val="1"/>
+        <w:jc w:val="center"/>
+        <w:rPr/>
+      </w:pPr>
+      <w:r>
+        <w:rPr>
+          <w:rtl w:val="0"/>
+        </w:rPr>
+      </w:r>
+    </w:p>
+    <w:p>
+      <w:pPr>
+        <w:keepNext w:val="1"/>
+        <w:jc w:val="center"/>
+        <w:rPr/>
+      </w:pPr>
+      <w:r>
+        <w:rPr/>
+        <w:drawing>
+          <wp:inline distB="114300" distT="114300" distL="114300" distR="114300">
+            <wp:extent cx="4495800" cy="1419225"/>
+            <wp:effectExtent b="0" l="0" r="0" t="0"/>
+            <wp:docPr id="28" name="image18.png"/>
+            <a:graphic>
+              <a:graphicData uri="http://schemas.openxmlformats.org/drawingml/2006/picture">
+                <pic:pic>
+                  <pic:nvPicPr>
+                    <pic:cNvPr id="0" name="image18.png"/>
+                    <pic:cNvPicPr preferRelativeResize="0"/>
+                  </pic:nvPicPr>
+                  <pic:blipFill>
+                    <a:blip r:embed="rId46"/>
+                    <a:srcRect b="0" l="0" r="0" t="0"/>
+                    <a:stretch>
+                      <a:fillRect/>
+                    </a:stretch>
+                  </pic:blipFill>
+                  <pic:spPr>
+                    <a:xfrm>
+                      <a:off x="0" y="0"/>
+                      <a:ext cx="4495800" cy="1419225"/>
+                    </a:xfrm>
+                    <a:prstGeom prst="rect"/>
+                    <a:ln/>
+                  </pic:spPr>
+                </pic:pic>
+              </a:graphicData>
+            </a:graphic>
+          </wp:inline>
+        </w:drawing>
+      </w:r>
+      <w:r>
+        <w:rPr>
+          <w:rtl w:val="0"/>
+        </w:rPr>
+      </w:r>
+    </w:p>
+    <w:p>
+      <w:pPr>
+        <w:keepNext w:val="1"/>
+        <w:jc w:val="center"/>
+        <w:rPr/>
+      </w:pPr>
+      <w:r>
+        <w:rPr>
+          <w:rtl w:val="0"/>
+        </w:rPr>
+      </w:r>
+    </w:p>
+    <w:p>
+      <w:pPr>
+        <w:keepNext w:val="1"/>
+        <w:jc w:val="center"/>
+        <w:rPr/>
+      </w:pPr>
+      <w:r>
+        <w:rPr/>
+        <w:drawing>
+          <wp:inline distB="114300" distT="114300" distL="114300" distR="114300">
+            <wp:extent cx="4495800" cy="1419225"/>
+            <wp:effectExtent b="0" l="0" r="0" t="0"/>
+            <wp:docPr id="7" name="image5.png"/>
+            <a:graphic>
+              <a:graphicData uri="http://schemas.openxmlformats.org/drawingml/2006/picture">
+                <pic:pic>
+                  <pic:nvPicPr>
+                    <pic:cNvPr id="0" name="image5.png"/>
+                    <pic:cNvPicPr preferRelativeResize="0"/>
+                  </pic:nvPicPr>
+                  <pic:blipFill>
+                    <a:blip r:embed="rId47"/>
+                    <a:srcRect b="0" l="0" r="0" t="0"/>
+                    <a:stretch>
+                      <a:fillRect/>
+                    </a:stretch>
+                  </pic:blipFill>
+                  <pic:spPr>
+                    <a:xfrm>
+                      <a:off x="0" y="0"/>
+                      <a:ext cx="4495800" cy="1419225"/>
+                    </a:xfrm>
+                    <a:prstGeom prst="rect"/>
+                    <a:ln/>
+                  </pic:spPr>
+                </pic:pic>
+              </a:graphicData>
+            </a:graphic>
+          </wp:inline>
+        </w:drawing>
+      </w:r>
+      <w:r>
+        <w:rPr>
+          <w:rtl w:val="0"/>
+        </w:rPr>
+      </w:r>
+    </w:p>
+    <w:p>
+      <w:pPr>
+        <w:keepNext w:val="1"/>
+        <w:jc w:val="center"/>
+        <w:rPr/>
+      </w:pPr>
+      <w:r>
+        <w:rPr>
+          <w:rtl w:val="0"/>
+        </w:rPr>
+      </w:r>
+    </w:p>
+    <w:p>
+      <w:pPr>
+        <w:keepNext w:val="1"/>
+        <w:jc w:val="center"/>
+        <w:rPr/>
+      </w:pPr>
+      <w:r>
+        <w:rPr/>
+        <w:drawing>
+          <wp:inline distB="114300" distT="114300" distL="114300" distR="114300">
+            <wp:extent cx="4495800" cy="1419225"/>
+            <wp:effectExtent b="0" l="0" r="0" t="0"/>
+            <wp:docPr id="33" name="image26.png"/>
+            <a:graphic>
+              <a:graphicData uri="http://schemas.openxmlformats.org/drawingml/2006/picture">
+                <pic:pic>
+                  <pic:nvPicPr>
+                    <pic:cNvPr id="0" name="image26.png"/>
+                    <pic:cNvPicPr preferRelativeResize="0"/>
+                  </pic:nvPicPr>
+                  <pic:blipFill>
+                    <a:blip r:embed="rId48"/>
+                    <a:srcRect b="0" l="0" r="0" t="0"/>
+                    <a:stretch>
+                      <a:fillRect/>
+                    </a:stretch>
+                  </pic:blipFill>
+                  <pic:spPr>
+                    <a:xfrm>
+                      <a:off x="0" y="0"/>
+                      <a:ext cx="4495800" cy="1419225"/>
+                    </a:xfrm>
+                    <a:prstGeom prst="rect"/>
+                    <a:ln/>
+                  </pic:spPr>
+                </pic:pic>
+              </a:graphicData>
+            </a:graphic>
+          </wp:inline>
+        </w:drawing>
+      </w:r>
+      <w:r>
         <w:rPr>
           <w:rtl w:val="0"/>
         </w:rPr>
@@ -35198,16 +36142,16 @@
           <wp:inline distB="114300" distT="114300" distL="114300" distR="114300">
             <wp:extent cx="6120455" cy="431800"/>
             <wp:effectExtent b="0" l="0" r="0" t="0"/>
-            <wp:docPr id="2" name="image5.png"/>
+            <wp:docPr id="2" name="image28.png"/>
             <a:graphic>
               <a:graphicData uri="http://schemas.openxmlformats.org/drawingml/2006/picture">
                 <pic:pic>
                   <pic:nvPicPr>
-                    <pic:cNvPr id="0" name="image5.png"/>
+                    <pic:cNvPr id="0" name="image28.png"/>
                     <pic:cNvPicPr preferRelativeResize="0"/>
                   </pic:nvPicPr>
                   <pic:blipFill>
-                    <a:blip r:embed="rId33"/>
+                    <a:blip r:embed="rId49"/>
                     <a:srcRect b="0" l="0" r="0" t="0"/>
                     <a:stretch>
                       <a:fillRect/>
@@ -35387,16 +36331,16 @@
           <wp:inline distB="114300" distT="114300" distL="114300" distR="114300">
             <wp:extent cx="6120455" cy="190500"/>
             <wp:effectExtent b="0" l="0" r="0" t="0"/>
-            <wp:docPr id="17" name="image3.png"/>
+            <wp:docPr id="30" name="image30.png"/>
             <a:graphic>
               <a:graphicData uri="http://schemas.openxmlformats.org/drawingml/2006/picture">
                 <pic:pic>
                   <pic:nvPicPr>
-                    <pic:cNvPr id="0" name="image3.png"/>
+                    <pic:cNvPr id="0" name="image30.png"/>
                     <pic:cNvPicPr preferRelativeResize="0"/>
                   </pic:nvPicPr>
                   <pic:blipFill>
-                    <a:blip r:embed="rId34"/>
+                    <a:blip r:embed="rId50"/>
                     <a:srcRect b="0" l="0" r="0" t="0"/>
                     <a:stretch>
                       <a:fillRect/>
@@ -35489,16 +36433,16 @@
           <wp:inline distB="114300" distT="114300" distL="114300" distR="114300">
             <wp:extent cx="6120455" cy="190500"/>
             <wp:effectExtent b="0" l="0" r="0" t="0"/>
-            <wp:docPr id="9" name="image4.png"/>
+            <wp:docPr id="20" name="image21.png"/>
             <a:graphic>
               <a:graphicData uri="http://schemas.openxmlformats.org/drawingml/2006/picture">
                 <pic:pic>
                   <pic:nvPicPr>
-                    <pic:cNvPr id="0" name="image4.png"/>
+                    <pic:cNvPr id="0" name="image21.png"/>
                     <pic:cNvPicPr preferRelativeResize="0"/>
                   </pic:nvPicPr>
                   <pic:blipFill>
-                    <a:blip r:embed="rId35"/>
+                    <a:blip r:embed="rId51"/>
                     <a:srcRect b="0" l="0" r="0" t="0"/>
                     <a:stretch>
                       <a:fillRect/>
@@ -35594,16 +36538,16 @@
           <wp:inline distB="114300" distT="114300" distL="114300" distR="114300">
             <wp:extent cx="6120455" cy="3683000"/>
             <wp:effectExtent b="0" l="0" r="0" t="0"/>
-            <wp:docPr id="5" name="image8.png"/>
+            <wp:docPr id="10" name="image10.png"/>
             <a:graphic>
               <a:graphicData uri="http://schemas.openxmlformats.org/drawingml/2006/picture">
                 <pic:pic>
                   <pic:nvPicPr>
-                    <pic:cNvPr id="0" name="image8.png"/>
+                    <pic:cNvPr id="0" name="image10.png"/>
                     <pic:cNvPicPr preferRelativeResize="0"/>
                   </pic:nvPicPr>
                   <pic:blipFill>
-                    <a:blip r:embed="rId36"/>
+                    <a:blip r:embed="rId52"/>
                     <a:srcRect b="0" l="0" r="0" t="0"/>
                     <a:stretch>
                       <a:fillRect/>
@@ -35739,7 +36683,7 @@
       </w:r>
     </w:p>
     <w:sectPr>
-      <w:footerReference r:id="rId37" w:type="first"/>
+      <w:footerReference r:id="rId53" w:type="first"/>
       <w:pgSz w:h="16838" w:w="11906" w:orient="portrait"/>
       <w:pgMar w:bottom="850" w:top="850" w:left="1417" w:right="850" w:header="708" w:footer="708"/>
       <w:pgNumType w:start="1"/>
